--- a/ERS_Especificacion_Requerimientos.docx
+++ b/ERS_Especificacion_Requerimientos.docx
@@ -406,7 +406,7 @@
         <w:spacing w:after="60"/>
       </w:pPr>
       <w:r>
-        <w:t xml:space="preserve">La interoperabilidad con RENAPO (validación de identidad), el servicio de firma electrónica y, cuando corresponda, el proceso de saldos preliminares (ProceSAR) y de ofertas de renta vitalicia ante la Comisión Nacional de Seguros y Fianzas (CNSF) para la determinación del beneficio pensionario.</w:t>
+        <w:t xml:space="preserve">La interoperabilidad con RENAPO (validación de identidad), el servicio de firma electrónica y, cuando corresponda, el proceso de saldos preliminares (ProceSAR) y el consumo del servicio de la Comisión Nacional de Seguros y Fianzas (CNSF) para la determinación del beneficio pensionario.</w:t>
       </w:r>
     </w:p>
     <w:p>
@@ -812,7 +812,7 @@
                 <w:b w:val="false"/>
                 <w:bCs w:val="false"/>
               </w:rPr>
-              <w:t xml:space="preserve">Comisión Nacional de Seguros y Fianzas, órgano desconcentrado de la Secretaría de Hacienda y Crédito Público (SHCP); en este proceso, ante ella se gestiona el sistema de ofertas de renta vitalicia (SAOR) para el beneficio pensionario.</w:t>
+              <w:t xml:space="preserve">Comisión Nacional de Seguros y Fianzas, órgano desconcentrado de la Secretaría de Hacienda y Crédito Público (SHCP); su servicio se consume para completar la determinación del beneficio pensionario.</w:t>
             </w:r>
           </w:p>
         </w:tc>
@@ -1355,7 +1355,7 @@
                 <w:b w:val="false"/>
                 <w:bCs w:val="false"/>
               </w:rPr>
-              <w:t xml:space="preserve">Órgano desconcentrado de la SHCP; gestiona el sistema de ofertas de renta vitalicia (SAOR) cuando el dictamen determina beneficio pensionario.</w:t>
+              <w:t xml:space="preserve">Órgano desconcentrado de la SHCP; su servicio se consume cuando el dictamen determina beneficio pensionario.</w:t>
             </w:r>
           </w:p>
         </w:tc>
@@ -2150,7 +2150,7 @@
                 <w:b w:val="false"/>
                 <w:bCs w:val="false"/>
               </w:rPr>
-              <w:t xml:space="preserve">3</w:t>
+              <w:t xml:space="preserve">3a</w:t>
             </w:r>
           </w:p>
         </w:tc>
@@ -2170,6 +2170,68 @@
                 <w:b w:val="false"/>
                 <w:bCs w:val="false"/>
               </w:rPr>
+              <w:t xml:space="preserve">PSAR-WS5-Cancelacion</w:t>
+            </w:r>
+          </w:p>
+        </w:tc>
+        <w:tc>
+          <w:tcPr>
+            <w:tcW w:type="dxa" w:w="5107"/>
+            <w:tcMar>
+              <w:top w:type="dxa" w:w="80"/>
+              <w:left w:type="dxa" w:w="100"/>
+              <w:bottom w:type="dxa" w:w="80"/>
+              <w:right w:type="dxa" w:w="100"/>
+            </w:tcMar>
+          </w:tcPr>
+          <w:p>
+            <w:r>
+              <w:rPr>
+                <w:b w:val="false"/>
+                <w:bCs w:val="false"/>
+              </w:rPr>
+              <w:t xml:space="preserve">Solo si el trámite se cancela (por rechazo de IMSS o por una validación interna de los registros, después de atender la consulta de periodos): notifica a ProceSAR la cancelación del trámite.</w:t>
+            </w:r>
+          </w:p>
+        </w:tc>
+      </w:tr>
+      <w:tr>
+        <w:tc>
+          <w:tcPr>
+            <w:tcW w:type="dxa" w:w="850"/>
+            <w:tcMar>
+              <w:top w:type="dxa" w:w="80"/>
+              <w:left w:type="dxa" w:w="100"/>
+              <w:bottom w:type="dxa" w:w="80"/>
+              <w:right w:type="dxa" w:w="100"/>
+            </w:tcMar>
+          </w:tcPr>
+          <w:p>
+            <w:r>
+              <w:rPr>
+                <w:b w:val="false"/>
+                <w:bCs w:val="false"/>
+              </w:rPr>
+              <w:t xml:space="preserve">3b</w:t>
+            </w:r>
+          </w:p>
+        </w:tc>
+        <w:tc>
+          <w:tcPr>
+            <w:tcW w:type="dxa" w:w="3403"/>
+            <w:tcMar>
+              <w:top w:type="dxa" w:w="80"/>
+              <w:left w:type="dxa" w:w="100"/>
+              <w:bottom w:type="dxa" w:w="80"/>
+              <w:right w:type="dxa" w:w="100"/>
+            </w:tcMar>
+          </w:tcPr>
+          <w:p>
+            <w:r>
+              <w:rPr>
+                <w:b w:val="false"/>
+                <w:bCs w:val="false"/>
+              </w:rPr>
               <w:t xml:space="preserve">ISSSTE-WS6-AvisoEstatusTransferencia</w:t>
             </w:r>
           </w:p>
@@ -2196,6 +2258,14 @@
         </w:tc>
       </w:tr>
     </w:tbl>
+    <w:p>
+      <w:pPr>
+        <w:spacing w:after="140"/>
+      </w:pPr>
+      <w:r>
+        <w:t xml:space="preserve">El paso 3a (PSAR-WS5-Cancelacion) solo se invoca si el trámite se rechaza o cancela; el paso 3b (ISSSTE-WS6-AvisoEstatusTransferencia) se invoca siempre, reportando el resultado final del trámite.</w:t>
+      </w:r>
+    </w:p>
     <w:p>
       <w:pPr>
         <w:pStyle w:val="Heading2"/>
@@ -3230,7 +3300,7 @@
                 <w:b w:val="false"/>
                 <w:bCs w:val="false"/>
               </w:rPr>
-              <w:t xml:space="preserve">El sistema deberá, cuando el dictamen determine que existe beneficio pensionario, consultar los saldos preliminares del derechohabiente en sus AFORE (ProceSAR) y el sistema de ofertas de renta vitalicia (CNSF), generando el prospecto de beneficiarios correspondiente.</w:t>
+              <w:t xml:space="preserve">El sistema deberá, cuando el dictamen determine que existe beneficio pensionario, consultar los saldos preliminares del derechohabiente (ProceSAR) y consumir el servicio de la Comisión Nacional de Seguros y Fianzas (CNSF) necesario para completar la determinación del beneficio.</w:t>
             </w:r>
           </w:p>
         </w:tc>
@@ -4585,7 +4655,7 @@
                 <w:b w:val="false"/>
                 <w:bCs w:val="false"/>
               </w:rPr>
-              <w:t xml:space="preserve">El sistema deberá determinar si procede el derecho a pensión combinando el tiempo cotizado en ambos institutos y la edad del derechohabiente, y deberá proceder a la consulta de saldos y prospecto de beneficiarios únicamente cuando el dictamen sea positivo.</w:t>
+              <w:t xml:space="preserve">El sistema deberá determinar si procede el derecho a pensión combinando el tiempo cotizado en ambos institutos y la edad del derechohabiente, y deberá proceder a la consulta de saldos y al consumo del servicio de la CNSF únicamente cuando el dictamen sea positivo.</w:t>
             </w:r>
           </w:p>
         </w:tc>
@@ -15058,19 +15128,10 @@
     </w:p>
     <w:p>
       <w:pPr>
-        <w:shd w:fill="E2EFDA" w:val="clear"/>
-        <w:spacing w:after="160"/>
+        <w:spacing w:after="140"/>
       </w:pPr>
       <w:r>
-        <w:rPr>
-          <w:b/>
-          <w:bCs/>
-          <w:color w:val="2E7D32"/>
-        </w:rPr>
-        <w:t xml:space="preserve">Supuesto: </w:t>
-      </w:r>
-      <w:r>
-        <w:t xml:space="preserve">La ficha técnica del proceso entrante incluye además una hoja "WS5 — Servicio de actualización de estatus del trámite con PROCESAR" (institución receptora IMSS, institución que transfiere ISSSTE) con la misma estructura de campos que su equivalente del proceso saliente, pero sin especificar de forma explícita una entidad destino ProceSAR. Se deberá confirmar con negocio si este servicio efectivamente participa en el proceso entrante y, de ser así, en qué punto de la secuencia de la sección 4.2 se invoca.</w:t>
+        <w:t xml:space="preserve">La ficha técnica del proceso entrante incluye además una hoja "WS5 — Servicio de actualización de estatus del trámite con PROCESAR" (institución receptora IMSS, institución que transfiere ISSSTE), con la misma estructura de campos que su equivalente del proceso saliente (PSAR-WS5-Cancelacion). Su rol confirmado es notificar a ProceSAR la cancelación del trámite cuando este se rechaza, ya sea por determinación de IMSS o por una validación interna de los registros de portabilidad, después de atender la consulta de periodos (ISSSTE-WS3-ConsultaRobusta).</w:t>
       </w:r>
     </w:p>
     <w:p>
@@ -16058,7 +16119,7 @@
         <w:spacing w:after="160" w:before="320"/>
       </w:pPr>
       <w:r>
-        <w:t xml:space="preserve">10. Flujo del servicio CNSF (Consulta de Beneficio de Pensión)</w:t>
+        <w:t xml:space="preserve">10. Consumo del servicio de la CNSF</w:t>
       </w:r>
     </w:p>
     <w:p>
@@ -16066,128 +16127,7 @@
         <w:spacing w:after="140"/>
       </w:pPr>
       <w:r>
-        <w:t xml:space="preserve">Cuando el dictamen de beneficio pensionario requiere determinar el tipo de beneficio y su suficiencia de saldo, el sistema deberá seguir el siguiente flujo, coordinando a las áreas de Afiliación y Vigencia ISSSTE, Pensiones ISSSTE, ProceSAR y la Comisión Nacional de Seguros y Fianzas (CNSF):</w:t>
-      </w:r>
-    </w:p>
-    <w:p>
-      <w:pPr>
-        <w:pStyle w:val="ListParagraph"/>
-        <w:numPr>
-          <w:ilvl w:val="0"/>
-          <w:numId w:val="1"/>
-        </w:numPr>
-        <w:spacing w:after="60"/>
-      </w:pPr>
-      <w:r>
-        <w:t xml:space="preserve">Afiliación y Vigencia ISSSTE solicita la consulta de derecho a beneficio de pensión, enviando el identificador de portabilidad, NSS-IMSS, CURP, tiempo cotizado IMSS, tiempo cotizado ISSSTE y salario promedio de la Historia Laboral.</w:t>
-      </w:r>
-    </w:p>
-    <w:p>
-      <w:pPr>
-        <w:pStyle w:val="ListParagraph"/>
-        <w:numPr>
-          <w:ilvl w:val="0"/>
-          <w:numId w:val="1"/>
-        </w:numPr>
-        <w:spacing w:after="60"/>
-      </w:pPr>
-      <w:r>
-        <w:t xml:space="preserve">Pensiones ISSSTE recibe la petición y consulta la información del derechohabiente.</w:t>
-      </w:r>
-    </w:p>
-    <w:p>
-      <w:pPr>
-        <w:pStyle w:val="ListParagraph"/>
-        <w:numPr>
-          <w:ilvl w:val="0"/>
-          <w:numId w:val="1"/>
-        </w:numPr>
-        <w:spacing w:after="60"/>
-      </w:pPr>
-      <w:r>
-        <w:t xml:space="preserve">Si la edad es menor a 60 años, el sistema consulta los saldos del derechohabiente en IMSS e ISSSTE para evaluar retiro anticipado.</w:t>
-      </w:r>
-    </w:p>
-    <w:p>
-      <w:pPr>
-        <w:pStyle w:val="ListParagraph"/>
-        <w:numPr>
-          <w:ilvl w:val="0"/>
-          <w:numId w:val="1"/>
-        </w:numPr>
-        <w:spacing w:after="60"/>
-      </w:pPr>
-      <w:r>
-        <w:t xml:space="preserve">Si la edad no es menor a 60 años, el sistema evalúa si el tiempo cotizado es mayor o igual a 25 años: de no serlo, determina negativa de pensión; de serlo, determina beneficio de Cesantía en Edad Avanzada (edad ≤ 64 años) o de Vejez (edad &gt; 64 años).</w:t>
-      </w:r>
-    </w:p>
-    <w:p>
-      <w:pPr>
-        <w:pStyle w:val="ListParagraph"/>
-        <w:numPr>
-          <w:ilvl w:val="0"/>
-          <w:numId w:val="1"/>
-        </w:numPr>
-        <w:spacing w:after="60"/>
-      </w:pPr>
-      <w:r>
-        <w:t xml:space="preserve">Para la vía de retiro anticipado, ProceSAR recibe la solicitud de saldo preliminar, lo verifica en la Base de Datos Nacional del SAR (BDNSAR) y notifica a ISSSTE el saldo preliminar; si no se recibe el saldo, el sistema reintenta la consulta.</w:t>
-      </w:r>
-    </w:p>
-    <w:p>
-      <w:pPr>
-        <w:pStyle w:val="ListParagraph"/>
-        <w:numPr>
-          <w:ilvl w:val="0"/>
-          <w:numId w:val="1"/>
-        </w:numPr>
-        <w:spacing w:after="60"/>
-      </w:pPr>
-      <w:r>
-        <w:t xml:space="preserve">Con el saldo recibido, el sistema genera las cadenas de prospectos y beneficiarios (nuevo layout) y realiza la consulta a la CNSF para la prospectación.</w:t>
-      </w:r>
-    </w:p>
-    <w:p>
-      <w:pPr>
-        <w:pStyle w:val="ListParagraph"/>
-        <w:numPr>
-          <w:ilvl w:val="0"/>
-          <w:numId w:val="1"/>
-        </w:numPr>
-        <w:spacing w:after="60"/>
-      </w:pPr>
-      <w:r>
-        <w:t xml:space="preserve">La CNSF recibe el archivo de prospectos, valida los requisitos de retiro anticipado, calcula la suficiencia de saldo para Renta Vitalicia (RV) o Retiro Programado (RP) a partir de la Pensión Garantizada (PG) de IMSS o ISSSTE, y notifica a ISSSTE el resultado de la prospectación.</w:t>
-      </w:r>
-    </w:p>
-    <w:p>
-      <w:pPr>
-        <w:pStyle w:val="ListParagraph"/>
-        <w:numPr>
-          <w:ilvl w:val="0"/>
-          <w:numId w:val="1"/>
-        </w:numPr>
-        <w:spacing w:after="60"/>
-      </w:pPr>
-      <w:r>
-        <w:t xml:space="preserve">Si el prospecto es exitoso, el sistema determina el beneficio de Retiro Anticipado; si no lo es, determina que el derechohabiente no tiene derecho ("SIN DERECHO").</w:t>
-      </w:r>
-    </w:p>
-    <w:p>
-      <w:pPr>
-        <w:shd w:fill="E2EFDA" w:val="clear"/>
-        <w:spacing w:after="160"/>
-      </w:pPr>
-      <w:r>
-        <w:rPr>
-          <w:b/>
-          <w:bCs/>
-          <w:color w:val="2E7D32"/>
-        </w:rPr>
-        <w:t xml:space="preserve">Supuesto: </w:t>
-      </w:r>
-      <w:r>
-        <w:t xml:space="preserve">Este flujo detalla y confirma el requerimiento RF-15; conviene revisar si el prospecto/subasta ante la CNSF corresponde exactamente al mismo mecanismo referido anteriormente como "sistema de ofertas de renta vitalicia / SAOR", o si son dos etapas distintas de un mismo proceso, para homologar la terminología en futuras versiones de este documento.</w:t>
+        <w:t xml:space="preserve">Cuando el dictamen de beneficio pensionario determina que existe derecho a un beneficio de retiro anticipado, el sistema deberá consumir el servicio correspondiente de la Comisión Nacional de Seguros y Fianzas (CNSF) para completar la determinación del beneficio. El servicio de la CNSF engloba la regla de negocio y la interoperabilidad necesarias para este paso, por lo que aquí únicamente se documenta como el consumo de dicho servicio (ver RF-15), sin detallar su mecanismo interno.</w:t>
       </w:r>
     </w:p>
     <w:p>
@@ -16742,7 +16682,7 @@
         <w:t xml:space="preserve">Supuesto: </w:t>
       </w:r>
       <w:r>
-        <w:t xml:space="preserve">Los endpoints de IMSS, ProceSAR y firma documentados provienen de ambientes de desarrollo/pruebas; deberá confirmarse y sustituirse por los endpoints de producción antes de la puesta en operación.</w:t>
+        <w:t xml:space="preserve">Los endpoints de producción quedaron confirmados contra el fglprofile de producción y el código fuente (ver FJL-F06 y FJL-F09), incluyendo la ruta efectivamente utilizada para ProceSAR (directa a wsprocesar.com.mx).</w:t>
       </w:r>
     </w:p>
     <w:p>

--- a/ERS_Especificacion_Requerimientos.docx
+++ b/ERS_Especificacion_Requerimientos.docx
@@ -4656,6 +4656,68 @@
                 <w:bCs w:val="false"/>
               </w:rPr>
               <w:t xml:space="preserve">El sistema deberá determinar si procede el derecho a pensión combinando el tiempo cotizado en ambos institutos y la edad del derechohabiente, y deberá proceder a la consulta de saldos y al consumo del servicio de la CNSF únicamente cuando el dictamen sea positivo.</w:t>
+            </w:r>
+          </w:p>
+        </w:tc>
+      </w:tr>
+      <w:tr>
+        <w:tc>
+          <w:tcPr>
+            <w:tcW w:type="dxa" w:w="842"/>
+            <w:tcMar>
+              <w:top w:type="dxa" w:w="80"/>
+              <w:left w:type="dxa" w:w="100"/>
+              <w:bottom w:type="dxa" w:w="80"/>
+              <w:right w:type="dxa" w:w="100"/>
+            </w:tcMar>
+          </w:tcPr>
+          <w:p>
+            <w:r>
+              <w:rPr>
+                <w:b w:val="false"/>
+                <w:bCs w:val="false"/>
+              </w:rPr>
+              <w:t xml:space="preserve">RN-14</w:t>
+            </w:r>
+          </w:p>
+        </w:tc>
+        <w:tc>
+          <w:tcPr>
+            <w:tcW w:type="dxa" w:w="2433"/>
+            <w:tcMar>
+              <w:top w:type="dxa" w:w="80"/>
+              <w:left w:type="dxa" w:w="100"/>
+              <w:bottom w:type="dxa" w:w="80"/>
+              <w:right w:type="dxa" w:w="100"/>
+            </w:tcMar>
+          </w:tcPr>
+          <w:p>
+            <w:r>
+              <w:rPr>
+                <w:b w:val="false"/>
+                <w:bCs w:val="false"/>
+              </w:rPr>
+              <w:t xml:space="preserve">Re-portabilidad de periodos</w:t>
+            </w:r>
+          </w:p>
+        </w:tc>
+        <w:tc>
+          <w:tcPr>
+            <w:tcW w:type="dxa" w:w="6085"/>
+            <w:tcMar>
+              <w:top w:type="dxa" w:w="80"/>
+              <w:left w:type="dxa" w:w="100"/>
+              <w:bottom w:type="dxa" w:w="80"/>
+              <w:right w:type="dxa" w:w="100"/>
+            </w:tcMar>
+          </w:tcPr>
+          <w:p>
+            <w:r>
+              <w:rPr>
+                <w:b w:val="false"/>
+                <w:bCs w:val="false"/>
+              </w:rPr>
+              <w:t xml:space="preserve">El sistema deberá permitir volver a consultar y volver a marcar, en un nuevo trámite de portabilidad, los periodos que ya cuenten con la clave 410 en uso_pen (marca de portabilidad/re-portabilidad), sin considerar dicha marca como un impedimento bloqueante; solo se excluyen los periodos con una marca distinta a 410 o nula.</w:t>
             </w:r>
           </w:p>
         </w:tc>
